--- a/docs/legal-2026-10/Пользовательское соглашение.docx
+++ b/docs/legal-2026-10/Пользовательское соглашение.docx
@@ -155,7 +155,7 @@
       </w:r>
       <w:sdt>
         <w:sdtPr>
-          <w:id w:val="-736120818"/>
+          <w:id w:val="-666846972"/>
           <w:tag w:val="goog_rdk_0"/>
         </w:sdtPr>
         <w:sdtContent>
@@ -322,7 +322,7 @@
       </w:pPr>
       <w:sdt>
         <w:sdtPr>
-          <w:id w:val="-944882723"/>
+          <w:id w:val="1506290224"/>
           <w:tag w:val="goog_rdk_1"/>
         </w:sdtPr>
         <w:sdtContent>
@@ -500,7 +500,7 @@
       </w:pPr>
       <w:sdt>
         <w:sdtPr>
-          <w:id w:val="2137349203"/>
+          <w:id w:val="255611465"/>
           <w:tag w:val="goog_rdk_2"/>
         </w:sdtPr>
         <w:sdtContent>
@@ -633,7 +633,7 @@
       </w:pPr>
       <w:sdt>
         <w:sdtPr>
-          <w:id w:val="-742608788"/>
+          <w:id w:val="1990665762"/>
           <w:tag w:val="goog_rdk_3"/>
         </w:sdtPr>
         <w:sdtContent>
@@ -690,7 +690,7 @@
       </w:pPr>
       <w:sdt>
         <w:sdtPr>
-          <w:id w:val="-1330027974"/>
+          <w:id w:val="-996229510"/>
           <w:tag w:val="goog_rdk_4"/>
         </w:sdtPr>
         <w:sdtContent>
@@ -864,7 +864,7 @@
       </w:pPr>
       <w:sdt>
         <w:sdtPr>
-          <w:id w:val="667455418"/>
+          <w:id w:val="-1199226825"/>
           <w:tag w:val="goog_rdk_5"/>
         </w:sdtPr>
         <w:sdtContent>
@@ -1036,7 +1036,7 @@
       </w:pPr>
       <w:sdt>
         <w:sdtPr>
-          <w:id w:val="-1310162247"/>
+          <w:id w:val="1362686794"/>
           <w:tag w:val="goog_rdk_6"/>
         </w:sdtPr>
         <w:sdtContent>
@@ -1107,7 +1107,7 @@
       </w:pPr>
       <w:sdt>
         <w:sdtPr>
-          <w:id w:val="950227157"/>
+          <w:id w:val="762922537"/>
           <w:tag w:val="goog_rdk_7"/>
         </w:sdtPr>
         <w:sdtContent>
@@ -1240,7 +1240,7 @@
       </w:pPr>
       <w:sdt>
         <w:sdtPr>
-          <w:id w:val="1917835081"/>
+          <w:id w:val="-1180421207"/>
           <w:tag w:val="goog_rdk_8"/>
         </w:sdtPr>
         <w:sdtContent>
@@ -1523,7 +1523,7 @@
       </w:pPr>
       <w:sdt>
         <w:sdtPr>
-          <w:id w:val="-836424205"/>
+          <w:id w:val="611396299"/>
           <w:tag w:val="goog_rdk_9"/>
         </w:sdtPr>
         <w:sdtContent>
@@ -1554,7 +1554,7 @@
       </w:pPr>
       <w:sdt>
         <w:sdtPr>
-          <w:id w:val="1706997120"/>
+          <w:id w:val="899253650"/>
           <w:tag w:val="goog_rdk_10"/>
         </w:sdtPr>
         <w:sdtContent>
@@ -1624,7 +1624,7 @@
       </w:pPr>
       <w:sdt>
         <w:sdtPr>
-          <w:id w:val="1579698924"/>
+          <w:id w:val="-297169207"/>
           <w:tag w:val="goog_rdk_11"/>
         </w:sdtPr>
         <w:sdtContent>
@@ -1990,7 +1990,7 @@
       </w:pPr>
       <w:sdt>
         <w:sdtPr>
-          <w:id w:val="-1097724405"/>
+          <w:id w:val="226198971"/>
           <w:tag w:val="goog_rdk_12"/>
         </w:sdtPr>
         <w:sdtContent>
@@ -2040,59 +2040,59 @@
         <w:rPr>
           <w:rtl w:val="0"/>
         </w:rPr>
-        <w:t xml:space="preserve">3.5. В рамках Подписки Исполнитель предоставляет Заказчику на срок 30 (тридцать) дней доступ к следующим функциям Сайта:</w:t>
-      </w:r>
-    </w:p>
-    <w:p>
-      <w:pPr>
-        <w:ind w:firstLine="709"/>
-        <w:jc w:val="both"/>
-        <w:rPr/>
-      </w:pPr>
-      <w:r>
-        <w:rPr>
-          <w:rtl w:val="0"/>
-        </w:rPr>
-        <w:t xml:space="preserve">3.5.1. «Мои сроки» - опция Сервиса, обеспечивающая автоматическое уведомление Заказчика посредством Личного кабинета и (или) по адресу его электронной почты о наступлении и (или) истечении юридически значимых сроков, обусловленных имеющимися у Заказчика документами;</w:t>
-      </w:r>
-    </w:p>
-    <w:p>
-      <w:pPr>
-        <w:ind w:firstLine="709"/>
-        <w:jc w:val="both"/>
-        <w:rPr/>
-      </w:pPr>
-      <w:r>
-        <w:rPr>
-          <w:rtl w:val="0"/>
-        </w:rPr>
-        <w:t xml:space="preserve">3.5.2. Модуль статуса бизнеса и налогов - функциональный элемент Сервиса, предназначенный для предоставления Заказчику актуальной справочно-аналитической информации о текущем правовом статусе его хозяйственной деятельности, а также о применимых налоговых обязательствах, сформированной с учетом используемой Заказчиком системы налогообложения;</w:t>
-      </w:r>
-    </w:p>
-    <w:p>
-      <w:pPr>
-        <w:ind w:firstLine="709"/>
-        <w:jc w:val="both"/>
-        <w:rPr/>
-      </w:pPr>
-      <w:r>
-        <w:rPr>
-          <w:rtl w:val="0"/>
-        </w:rPr>
-        <w:t xml:space="preserve">3.5.3. Шаблоны документов - предоставление Заказчику доступа к базе типовых форм и образцов документов, предназначенных для правомерного использования в рамках его собственной хозяйственной деятельности на условиях простой неисключительной лицензии;</w:t>
-      </w:r>
-    </w:p>
-    <w:p>
-      <w:pPr>
-        <w:ind w:firstLine="709"/>
-        <w:jc w:val="both"/>
-        <w:rPr/>
-      </w:pPr>
-      <w:r>
-        <w:rPr>
-          <w:rtl w:val="0"/>
-        </w:rPr>
-        <w:t xml:space="preserve">3.5.4. ИИ-советник - предоставление Заказчику консультационной поддержки с привлечением автоматизированного инструмента «ИИ-советник» на базе технологий искусственного интеллекта, посредством каналов связи, определенных Исполнителем или силами самого Исполнителя.</w:t>
+        <w:t xml:space="preserve">3.5. При оплате Заказчиком услуги “Шаблоны документов” Исполнитель предоставляет Заказчику доступ к базе типовых форм и образцов документов, предназначенных для правомерного использования в рамках его собственной хозяйственной деятельности на условиях простой неисключительной лицензии. </w:t>
+      </w:r>
+    </w:p>
+    <w:p>
+      <w:pPr>
+        <w:ind w:firstLine="709"/>
+        <w:jc w:val="both"/>
+        <w:rPr/>
+      </w:pPr>
+      <w:r>
+        <w:rPr>
+          <w:rtl w:val="0"/>
+        </w:rPr>
+        <w:t xml:space="preserve">3.6. В рамках Подписки Исполнитель предоставляет Заказчику на срок 30 (тридцать) дней доступ к следующим функциям Сайта:</w:t>
+      </w:r>
+    </w:p>
+    <w:p>
+      <w:pPr>
+        <w:ind w:firstLine="709"/>
+        <w:jc w:val="both"/>
+        <w:rPr/>
+      </w:pPr>
+      <w:r>
+        <w:rPr>
+          <w:rtl w:val="0"/>
+        </w:rPr>
+        <w:t xml:space="preserve">3.5.6. «Мои сроки» - опция Сервиса, обеспечивающая автоматическое уведомление Заказчика посредством Личного кабинета и (или) по адресу его электронной почты о наступлении и (или) истечении юридически значимых сроков, обусловленных имеющимися у Заказчика документами;</w:t>
+      </w:r>
+    </w:p>
+    <w:p>
+      <w:pPr>
+        <w:ind w:firstLine="709"/>
+        <w:jc w:val="both"/>
+        <w:rPr/>
+      </w:pPr>
+      <w:r>
+        <w:rPr>
+          <w:rtl w:val="0"/>
+        </w:rPr>
+        <w:t xml:space="preserve">3.6.2. Модуль статуса бизнеса и налогов - функциональный элемент Сервиса, предназначенный для предоставления Заказчику актуальной справочно-аналитической информации о текущем правовом статусе его хозяйственной деятельности, а также о применимых налоговых обязательствах, сформированной с учетом используемой Заказчиком системы налогообложения;</w:t>
+      </w:r>
+    </w:p>
+    <w:p>
+      <w:pPr>
+        <w:ind w:firstLine="709"/>
+        <w:jc w:val="both"/>
+        <w:rPr/>
+      </w:pPr>
+      <w:r>
+        <w:rPr>
+          <w:rtl w:val="0"/>
+        </w:rPr>
+        <w:t xml:space="preserve">3.6.3. ИИ-советник - предоставление Заказчику консультационной поддержки с привлечением автоматизированного инструмента «ИИ-советник» на базе технологий искусственного интеллекта, посредством каналов связи, определенных Исполнителем или силами самого Исполнителя.</w:t>
       </w:r>
       <w:commentRangeEnd w:id="12"/>
       <w:r>
@@ -2114,20 +2114,20 @@
         <w:rPr>
           <w:rtl w:val="0"/>
         </w:rPr>
-        <w:t xml:space="preserve">3.6. Конкретное содержание и оформление Услуг (в том числе перечень вопросов Теста, состав полей Отчета, содержание Шаблонов документов) определяются Исполнителем по своему усмотрению и могут изменяться.</w:t>
-      </w:r>
-    </w:p>
-    <w:p>
-      <w:pPr>
-        <w:ind w:firstLine="709"/>
-        <w:jc w:val="both"/>
-        <w:rPr/>
-      </w:pPr>
-      <w:r>
-        <w:rPr>
-          <w:rtl w:val="0"/>
-        </w:rPr>
-        <w:t xml:space="preserve">3.7. Услуги в рамках Подписки носят длящийся (абонентский) характер: обязанность по оплате очередного оплачиваемого периода Подписки возникает у Заказчика в порядке раздела 5 настоящей Оферты независимо от того, воспользовался ли Заказчик функциями Подписки в течение оплаченного периода.</w:t>
+        <w:t xml:space="preserve">3.7. Конкретное содержание и оформление Услуг (в том числе перечень вопросов Теста, состав полей Отчета, содержание Шаблонов документов) определяются Исполнителем по своему усмотрению и могут изменяться.</w:t>
+      </w:r>
+    </w:p>
+    <w:p>
+      <w:pPr>
+        <w:ind w:firstLine="709"/>
+        <w:jc w:val="both"/>
+        <w:rPr/>
+      </w:pPr>
+      <w:r>
+        <w:rPr>
+          <w:rtl w:val="0"/>
+        </w:rPr>
+        <w:t xml:space="preserve">3.8. Услуги в рамках Подписки носят длящийся (абонентский) характер: обязанность по оплате очередного оплачиваемого периода Подписки возникает у Заказчика в порядке раздела 5 настоящей Оферты независимо от того, воспользовался ли Заказчик функциями Подписки в течение оплаченного периода.</w:t>
       </w:r>
     </w:p>
     <w:p>
@@ -2257,7 +2257,7 @@
       </w:pPr>
       <w:sdt>
         <w:sdtPr>
-          <w:id w:val="1762076594"/>
+          <w:id w:val="-1460432058"/>
           <w:tag w:val="goog_rdk_13"/>
         </w:sdtPr>
         <w:sdtContent>
@@ -2268,7 +2268,7 @@
         <w:rPr>
           <w:rtl w:val="0"/>
         </w:rPr>
-        <w:t xml:space="preserve">4.7. Услуги по предоставлению материалов (Разовый аудит, Отчёт по Проверке сайта и Роадмап) считается оказанным с момента направления материалов Заказчику. Услуги в рамках Подписки оказываются непрерывно в течение оплаченного периода путем предоставления доступа к соответствующим функциям.</w:t>
+        <w:t xml:space="preserve">4.7. Услуги по предоставлению материалов (Разовый аудит, шаблоны документов, Отчёт по Проверке сайта и Роадмап) считается оказанным с момента направления материалов Заказчику. Услуги в рамках Подписки оказываются непрерывно в течение оплаченного периода путем предоставления доступа к соответствующим функциям.</w:t>
       </w:r>
       <w:commentRangeEnd w:id="13"/>
       <w:r>
@@ -2301,7 +2301,7 @@
       </w:pPr>
       <w:sdt>
         <w:sdtPr>
-          <w:id w:val="2138763084"/>
+          <w:id w:val="-1634156883"/>
           <w:tag w:val="goog_rdk_14"/>
         </w:sdtPr>
         <w:sdtContent>
@@ -2334,7 +2334,7 @@
         <w:rPr>
           <w:rtl w:val="0"/>
         </w:rPr>
-        <w:t xml:space="preserve">4.10. Услуги оказываются в срок, установленный в п. 3.2.-3.5. настоящей Оферты.</w:t>
+        <w:t xml:space="preserve">4.10. Услуги оказываются в срок, установленный в п. 3.2.-3.6. настоящей Оферты.</w:t>
       </w:r>
     </w:p>
     <w:p>
@@ -2401,7 +2401,7 @@
       </w:pPr>
       <w:sdt>
         <w:sdtPr>
-          <w:id w:val="-761094738"/>
+          <w:id w:val="1505512403"/>
           <w:tag w:val="goog_rdk_15"/>
         </w:sdtPr>
         <w:sdtContent>
@@ -2445,7 +2445,7 @@
       </w:pPr>
       <w:sdt>
         <w:sdtPr>
-          <w:id w:val="72880022"/>
+          <w:id w:val="475793010"/>
           <w:tag w:val="goog_rdk_16"/>
         </w:sdtPr>
         <w:sdtContent>
@@ -5278,7 +5278,7 @@
 
 <file path=customXML/item1.xml><?xml version="1.0" encoding="utf-8"?>
 <go:gDocsCustomXmlDataStorage xmlns:go="http://customooxmlschemas.google.com/" xmlns:r="http://schemas.openxmlformats.org/officeDocument/2006/relationships" uri="GoogleDocsCustomDataVersion2">
-  <go:docsCustomData xmlns:go="http://customooxmlschemas.google.com/" roundtripDataSignature="AMtx7mg9z11IUs74Mvr4ED34z/lu+cwbDA==">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</go:docsCustomData>
+  <go:docsCustomData xmlns:go="http://customooxmlschemas.google.com/" roundtripDataSignature="AMtx7miPon5xJ4FuWa36fuPhMAHQcUrtxg==">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</go:docsCustomData>
 </go:gDocsCustomXmlDataStorage>
 </file>
 
